--- a/teoretická část testu dejme tomu.docx
+++ b/teoretická část testu dejme tomu.docx
@@ -12,15 +12,7 @@
     </w:p>
     <w:p>
       <w:r>
-        <w:t xml:space="preserve">GET žádá data z určitého zdroje – POST posílá data na </w:t>
-      </w:r>
-      <w:proofErr w:type="gramStart"/>
-      <w:r>
-        <w:t>server</w:t>
-      </w:r>
-      <w:proofErr w:type="gramEnd"/>
-      <w:r>
-        <w:t xml:space="preserve"> aby vytvořil nebo aktualizoval zdroj</w:t>
+        <w:t>GET žádá data z určitého zdroje – POST posílá data na server aby vytvořil nebo aktualizoval zdroj</w:t>
       </w:r>
     </w:p>
     <w:p>
@@ -77,42 +69,41 @@
       </w:r>
     </w:p>
     <w:p>
+      <w:r>
+        <w:t xml:space="preserve">Načte a spustí script po načtení stránky    </w:t>
+      </w:r>
+    </w:p>
+    <w:p>
+      <w:r>
+        <w:t>P</w:t>
+      </w:r>
+      <w:r>
+        <w:t>ř</w:t>
+      </w:r>
+      <w:r>
+        <w:t>:</w:t>
+      </w:r>
+      <w:r>
+        <w:t xml:space="preserve"> </w:t>
+      </w:r>
+      <w:r>
+        <w:t>&lt;script </w:t>
+      </w:r>
       <w:proofErr w:type="spellStart"/>
-      <w:proofErr w:type="gramStart"/>
-      <w:r>
-        <w:t>Boolean</w:t>
+      <w:r>
+        <w:t>src</w:t>
       </w:r>
       <w:proofErr w:type="spellEnd"/>
       <w:r>
-        <w:t>(</w:t>
-      </w:r>
-      <w:proofErr w:type="gramEnd"/>
-      <w:r>
-        <w:t xml:space="preserve">pravda nepravda) př. </w:t>
-      </w:r>
-      <w:r>
-        <w:t>&lt;script </w:t>
+        <w:t>="demo_defer.js" </w:t>
       </w:r>
       <w:proofErr w:type="spellStart"/>
       <w:r>
-        <w:t>src</w:t>
+        <w:t>defer</w:t>
       </w:r>
       <w:proofErr w:type="spellEnd"/>
       <w:r>
-        <w:t>="demo_defer.js" </w:t>
-      </w:r>
-      <w:proofErr w:type="spellStart"/>
-      <w:proofErr w:type="gramStart"/>
-      <w:r>
-        <w:t>defer</w:t>
-      </w:r>
-      <w:proofErr w:type="spellEnd"/>
-      <w:r>
-        <w:t>&gt;&lt;</w:t>
-      </w:r>
-      <w:proofErr w:type="gramEnd"/>
-      <w:r>
-        <w:t>/script&gt;</w:t>
+        <w:t>&gt;&lt;/script&gt;</w:t>
       </w:r>
     </w:p>
     <w:sectPr>
@@ -825,6 +816,7 @@
   <w:style w:type="character" w:default="1" w:styleId="Standardnpsmoodstavce">
     <w:name w:val="Default Paragraph Font"/>
     <w:uiPriority w:val="1"/>
+    <w:semiHidden/>
     <w:unhideWhenUsed/>
   </w:style>
   <w:style w:type="table" w:default="1" w:styleId="Normlntabulka">
